--- a/word_reports/LP_0210_위치_427_King Crimson_In The Court.docx
+++ b/word_reports/LP_0210_위치_427_King Crimson_In The Court.docx
@@ -4,7 +4,7 @@
   <w:body>
     <w:p>
       <w:pPr>
-        <w:spacing w:after="280"/>
+        <w:spacing w:after="80"/>
       </w:pPr>
       <w:r>
         <w:rPr w:rFonts="맑은 고딕">
@@ -13,94 +13,47 @@
           <w:color w:val="1E3A8A"/>
           <w:sz w:val="30"/>
         </w:rPr>
-        <w:t>[427] King Crimson - In The Court of The Crimson King</w:t>
+        <w:t>King Crimson (킹 크림슨) - In The Court of The Crimson King</w:t>
       </w:r>
     </w:p>
     <w:p>
       <w:pPr>
-        <w:spacing w:after="320"/>
+        <w:spacing w:after="240"/>
       </w:pPr>
       <w:r>
         <w:rPr w:rFonts="맑은 고딕">
           <w:rFonts w:ascii="맑은 고딕" w:hAnsi="맑은 고딕" w:eastAsia="맑은 고딕"/>
           <w:b/>
-          <w:sz w:val="20"/>
+          <w:color w:val="4B5563"/>
+          <w:sz w:val="22"/>
         </w:rPr>
-        <w:t>■ 위치 : 427</w:t>
-        <w:br/>
-      </w:r>
-      <w:r>
-        <w:rPr w:rFonts="맑은 고딕">
-          <w:rFonts w:ascii="맑은 고딕" w:hAnsi="맑은 고딕" w:eastAsia="맑은 고딕"/>
-          <w:b/>
-          <w:sz w:val="20"/>
-        </w:rPr>
-        <w:t>■ 아티스트 : King Crimson</w:t>
-        <w:br/>
-      </w:r>
-      <w:r>
-        <w:rPr w:rFonts="맑은 고딕">
-          <w:rFonts w:ascii="맑은 고딕" w:hAnsi="맑은 고딕" w:eastAsia="맑은 고딕"/>
-          <w:b/>
-          <w:sz w:val="20"/>
-        </w:rPr>
-        <w:t>■ 앨범명 : In The Court of The Crimson King</w:t>
-        <w:br/>
-      </w:r>
-      <w:r>
-        <w:rPr w:rFonts="맑은 고딕">
-          <w:rFonts w:ascii="맑은 고딕" w:hAnsi="맑은 고딕" w:eastAsia="맑은 고딕"/>
-          <w:b w:val="0"/>
-          <w:sz w:val="20"/>
-        </w:rPr>
-        <w:t>■ 음반 레이블 : Island Records</w:t>
-        <w:br/>
-      </w:r>
-      <w:r>
-        <w:rPr w:rFonts="맑은 고딕">
-          <w:rFonts w:ascii="맑은 고딕" w:hAnsi="맑은 고딕" w:eastAsia="맑은 고딕"/>
-          <w:b w:val="0"/>
-          <w:sz w:val="20"/>
-        </w:rPr>
-        <w:t>■ 발매년도 : 1969</w:t>
-        <w:br/>
-      </w:r>
-      <w:r>
-        <w:rPr w:rFonts="맑은 고딕">
-          <w:rFonts w:ascii="맑은 고딕" w:hAnsi="맑은 고딕" w:eastAsia="맑은 고딕"/>
-          <w:b w:val="0"/>
-          <w:sz w:val="20"/>
-        </w:rPr>
-        <w:t>■ 장르 : 프로그레시브 록 (Progressive Rock), 아트 록 (Art Rock)</w:t>
-        <w:br/>
-      </w:r>
-      <w:r>
-        <w:rPr w:rFonts="맑은 고딕">
-          <w:rFonts w:ascii="맑은 고딕" w:hAnsi="맑은 고딕" w:eastAsia="맑은 고딕"/>
-          <w:b w:val="0"/>
-          <w:sz w:val="20"/>
-        </w:rPr>
-        <w:t>■ 주요 수록곡 : 1. 21st Century Schizoid Man</w:t>
-        <w:br/>
+        <w:t>위치 :  427</w:t>
       </w:r>
     </w:p>
     <w:p>
       <w:pPr>
-        <w:spacing w:after="160"/>
+        <w:spacing w:line="324" w:lineRule="auto" w:before="80" w:after="160"/>
       </w:pPr>
       <w:r>
         <w:rPr w:rFonts="맑은 고딕">
           <w:rFonts w:ascii="맑은 고딕" w:hAnsi="맑은 고딕" w:eastAsia="맑은 고딕"/>
           <w:b/>
           <w:color w:val="1F2937"/>
-          <w:sz w:val="24"/>
+          <w:sz w:val="22"/>
         </w:rPr>
-        <w:t>■ 음반 해설 및 감상 가이드</w:t>
+        <w:t xml:space="preserve">[음반 소개] </w:t>
+      </w:r>
+      <w:r>
+        <w:rPr w:rFonts="맑은 고딕">
+          <w:rFonts w:ascii="맑은 고딕" w:hAnsi="맑은 고딕" w:eastAsia="맑은 고딕"/>
+          <w:b w:val="0"/>
+          <w:sz w:val="21"/>
+        </w:rPr>
       </w:r>
     </w:p>
     <w:p>
       <w:pPr>
-        <w:spacing w:line="312" w:lineRule="auto" w:after="120"/>
+        <w:spacing w:line="324" w:lineRule="auto" w:after="120"/>
       </w:pPr>
       <w:r>
         <w:rPr w:rFonts="맑은 고딕">
@@ -108,38 +61,639 @@
           <w:b w:val="0"/>
           <w:sz w:val="21"/>
         </w:rPr>
-        <w:t>1969년 세상에 등장한 킹 크림슨(King Crimson)의 데뷔 음반 《In The Court of The Crimson King》은 대중음악사에 있어 프로그레시브 록의 거대한 서막을 알린 불멸의 위작(偉作)입니다. 비틀즈의 《Abbey Road》와 같은 해에 발매된 이 앨범은 록 음악이 지닌 단순한 정열을 넘어 클래식의 웅장함, 재즈의 즉흥성, 아방가르드의 실험성을 완벽하게 융합해 내었습니다. 음악 평론가 피트 타운센드가 "에로틱할 정도로 압도적인 상상력의 걸작"이라 극찬했듯, 본 음반은 록을 순수 예술의 경지로 끌어올린 결정적 시발점으로 평가받습니다.</w:t>
+        <w:t>1969년 10월, 대중음악의 지형도를 단숨에 뒤흔들며 프로그레시브 록의 찬란한 서막을 알린 인류 록 음악사의 불멸의 기념비입니다. 클래식의 웅장한 화성과 재즈의 전위적인 즉흥성, 그리고 사이키델릭의 음울한 심연을 유기적으로 엮어내어 현대 음악이 도달할 수 있는 가장 압도적인 미학적 경지를 구현해 냈습니다. 배리 갓버의 그로테스크한 커버 아트워크 속에 깃든 음률들은 50여 년이 지난 오늘날에도 여전히 숨 막히는 서스펜스와 깊은 실존적 비장미를 선사합니다. 차가운 이성과 뜨거운 감성이 교차하는 이 위대한 예술품은 턴테이블 위에서 비로소 살아 숨 쉬는 한 편의 장엄한 현대 서사시입니다.</w:t>
       </w:r>
     </w:p>
     <w:p>
       <w:pPr>
-        <w:spacing w:line="312" w:lineRule="auto" w:after="120"/>
+        <w:spacing w:line="324" w:lineRule="auto" w:before="200" w:after="80"/>
       </w:pPr>
+      <w:r>
+        <w:rPr w:rFonts="맑은 고딕">
+          <w:rFonts w:ascii="맑은 고딕" w:hAnsi="맑은 고딕" w:eastAsia="맑은 고딕"/>
+          <w:b/>
+          <w:color w:val="1E3A8A"/>
+          <w:sz w:val="24"/>
+        </w:rPr>
+        <w:t>1. 음반 데이터</w:t>
+      </w:r>
+    </w:p>
+    <w:p>
+      <w:pPr>
+        <w:spacing w:line="324" w:lineRule="auto" w:after="80"/>
+      </w:pPr>
+      <w:r>
+        <w:rPr w:rFonts="맑은 고딕">
+          <w:rFonts w:ascii="맑은 고딕" w:hAnsi="맑은 고딕" w:eastAsia="맑은 고딕"/>
+          <w:b w:val="0"/>
+          <w:color w:val="6B7280"/>
+          <w:sz w:val="21"/>
+        </w:rPr>
+        <w:t xml:space="preserve">· </w:t>
+      </w:r>
+      <w:r>
+        <w:rPr w:rFonts="맑은 고딕">
+          <w:rFonts w:ascii="맑은 고딕" w:hAnsi="맑은 고딕" w:eastAsia="맑은 고딕"/>
+          <w:b/>
+          <w:color w:val="1F2937"/>
+          <w:sz w:val="21"/>
+        </w:rPr>
+        <w:t xml:space="preserve">앨범명: </w:t>
+      </w:r>
       <w:r>
         <w:rPr w:rFonts="맑은 고딕">
           <w:rFonts w:ascii="맑은 고딕" w:hAnsi="맑은 고딕" w:eastAsia="맑은 고딕"/>
           <w:b w:val="0"/>
           <w:sz w:val="21"/>
         </w:rPr>
-        <w:t>본 음반은 기교 넘치는 연주력과 첨단 악기의 미학적 활용이 돋보입니다. 음반의 포문을 여는 '21st Century Schizoid Man'은 폭발적인 재즈 퓨전 리프, 왜곡된 보컬, 정교한 변박자 연주를 통해 현대 사회의 혼란과 전쟁의 공포를 날카롭게 비판합니다. 이어지는 곡들에서는 이안 맥도널드가 다루는 멜로트론(Mellotron)의 오케스트라적 음색과 플루트의 영롱한 선율, 그리고 그레그 레이크의 품격 있고 깊은 보컬이 어우러지며 폭력적인 에너지를 한순간에 고요하고 시적인 서정성으로 전환합니다.</w:t>
+        <w:t>In The Court of The Crimson King</w:t>
       </w:r>
     </w:p>
     <w:p>
       <w:pPr>
-        <w:spacing w:line="312" w:lineRule="auto" w:after="120"/>
+        <w:spacing w:line="324" w:lineRule="auto" w:after="80"/>
       </w:pPr>
+      <w:r>
+        <w:rPr w:rFonts="맑은 고딕">
+          <w:rFonts w:ascii="맑은 고딕" w:hAnsi="맑은 고딕" w:eastAsia="맑은 고딕"/>
+          <w:b w:val="0"/>
+          <w:color w:val="6B7280"/>
+          <w:sz w:val="21"/>
+        </w:rPr>
+        <w:t xml:space="preserve">· </w:t>
+      </w:r>
+      <w:r>
+        <w:rPr w:rFonts="맑은 고딕">
+          <w:rFonts w:ascii="맑은 고딕" w:hAnsi="맑은 고딕" w:eastAsia="맑은 고딕"/>
+          <w:b/>
+          <w:color w:val="1F2937"/>
+          <w:sz w:val="21"/>
+        </w:rPr>
+        <w:t xml:space="preserve">아티스트: </w:t>
+      </w:r>
       <w:r>
         <w:rPr w:rFonts="맑은 고딕">
           <w:rFonts w:ascii="맑은 고딕" w:hAnsi="맑은 고딕" w:eastAsia="맑은 고딕"/>
           <w:b w:val="0"/>
           <w:sz w:val="21"/>
         </w:rPr>
-        <w:t>특히 'Epitaph'와 타이틀곡 'The Court of the Crimson King'은 앨범의 음악적·사상적 정점을 보여줍니다. 피터 신필드의 비극적이고 환상적인 가사는 배리 고버가 그린 저명한 앨범 커버 속 '절규하는 얼굴'과 완벽한 수수께끼 같은 대화를 나눕니다. 거대한 아날로그 LP 음골을 따라 흐르는 멜로트론의 비장한 울림은 청자에게 깊은 한탄과 숭고한 전율을 동시에 선사합니다. 시대의 불안을 예술적 고뇌로 sublimation(승화)시킨 이 음반은, 청각적 체험을 넘어 한 편의 거대한 서사시를 감상하는 듯한 깊은 울림을 전해줍니다.</w:t>
+        <w:t>King Crimson (킹 크림슨)</w:t>
+      </w:r>
+    </w:p>
+    <w:p>
+      <w:pPr>
+        <w:spacing w:line="324" w:lineRule="auto" w:after="80"/>
+      </w:pPr>
+      <w:r>
+        <w:rPr w:rFonts="맑은 고딕">
+          <w:rFonts w:ascii="맑은 고딕" w:hAnsi="맑은 고딕" w:eastAsia="맑은 고딕"/>
+          <w:b w:val="0"/>
+          <w:color w:val="6B7280"/>
+          <w:sz w:val="21"/>
+        </w:rPr>
+        <w:t xml:space="preserve">· </w:t>
+      </w:r>
+      <w:r>
+        <w:rPr w:rFonts="맑은 고딕">
+          <w:rFonts w:ascii="맑은 고딕" w:hAnsi="맑은 고딕" w:eastAsia="맑은 고딕"/>
+          <w:b/>
+          <w:color w:val="1F2937"/>
+          <w:sz w:val="21"/>
+        </w:rPr>
+        <w:t xml:space="preserve">발매 정보: </w:t>
+      </w:r>
+      <w:r>
+        <w:rPr w:rFonts="맑은 고딕">
+          <w:rFonts w:ascii="맑은 고딕" w:hAnsi="맑은 고딕" w:eastAsia="맑은 고딕"/>
+          <w:b w:val="0"/>
+          <w:sz w:val="21"/>
+        </w:rPr>
+        <w:t>1969년 10월 10일, 영국의 인디 레이블 아일랜드 레코드(Island Records)를 통해 발매된 킹 크림슨의 데뷔 앨범이자 프로그레시브 록의 탄생을 알린 역사적 성간(星幹)의 기록입니다.</w:t>
+      </w:r>
+    </w:p>
+    <w:p>
+      <w:pPr>
+        <w:spacing w:line="324" w:lineRule="auto" w:after="80"/>
+      </w:pPr>
+      <w:r>
+        <w:rPr w:rFonts="맑은 고딕">
+          <w:rFonts w:ascii="맑은 고딕" w:hAnsi="맑은 고딕" w:eastAsia="맑은 고딕"/>
+          <w:b w:val="0"/>
+          <w:color w:val="6B7280"/>
+          <w:sz w:val="21"/>
+        </w:rPr>
+        <w:t xml:space="preserve">· </w:t>
+      </w:r>
+      <w:r>
+        <w:rPr w:rFonts="맑은 고딕">
+          <w:rFonts w:ascii="맑은 고딕" w:hAnsi="맑은 고딕" w:eastAsia="맑은 고딕"/>
+          <w:b/>
+          <w:color w:val="1F2937"/>
+          <w:sz w:val="21"/>
+        </w:rPr>
+        <w:t xml:space="preserve">LP 인기도(판매량): </w:t>
+      </w:r>
+      <w:r>
+        <w:rPr w:rFonts="맑은 고딕">
+          <w:rFonts w:ascii="맑은 고딕" w:hAnsi="맑은 고딕" w:eastAsia="맑은 고딕"/>
+          <w:b w:val="0"/>
+          <w:sz w:val="21"/>
+        </w:rPr>
+        <w:t>발매 직후 영국 앨범 차트 5위에 오르고 미국 빌보드 200 차트 28위를 기록하며 상업적으로도 경이로운 성과를 거두었으며, 이후 전 세계적인 스테디셀러로 자리 잡아 미국 RIAA 골드 인증을 획득했습니다.</w:t>
+      </w:r>
+    </w:p>
+    <w:p>
+      <w:pPr>
+        <w:spacing w:line="324" w:lineRule="auto" w:after="80"/>
+      </w:pPr>
+      <w:r>
+        <w:rPr w:rFonts="맑은 고딕">
+          <w:rFonts w:ascii="맑은 고딕" w:hAnsi="맑은 고딕" w:eastAsia="맑은 고딕"/>
+          <w:b w:val="0"/>
+          <w:color w:val="6B7280"/>
+          <w:sz w:val="21"/>
+        </w:rPr>
+        <w:t xml:space="preserve">· </w:t>
+      </w:r>
+      <w:r>
+        <w:rPr w:rFonts="맑은 고딕">
+          <w:rFonts w:ascii="맑은 고딕" w:hAnsi="맑은 고딕" w:eastAsia="맑은 고딕"/>
+          <w:b/>
+          <w:color w:val="1F2937"/>
+          <w:sz w:val="21"/>
+        </w:rPr>
+        <w:t xml:space="preserve">각종 수상경력: </w:t>
+      </w:r>
+      <w:r>
+        <w:rPr w:rFonts="맑은 고딕">
+          <w:rFonts w:ascii="맑은 고딕" w:hAnsi="맑은 고딕" w:eastAsia="맑은 고딕"/>
+          <w:b w:val="0"/>
+          <w:sz w:val="21"/>
+        </w:rPr>
+        <w:t>음악 전문지 &lt;롤링 스톤(Rolling Stone)&gt; 선정 '역대 최고의 프로그레시브 록 앨범 50선' 2위, &lt;피치포크(Pitchfork)&gt; 선정 '1960년대 최고의 앨범' 등 전 세계 권위 있는 음악 평단으로부터 대중음악사를 바꾼 절대적 걸작으로 평가받고 있습니다.</w:t>
+      </w:r>
+    </w:p>
+    <w:p>
+      <w:pPr>
+        <w:spacing w:line="324" w:lineRule="auto" w:before="200" w:after="80"/>
+      </w:pPr>
+      <w:r>
+        <w:rPr w:rFonts="맑은 고딕">
+          <w:rFonts w:ascii="맑은 고딕" w:hAnsi="맑은 고딕" w:eastAsia="맑은 고딕"/>
+          <w:b/>
+          <w:color w:val="1E3A8A"/>
+          <w:sz w:val="24"/>
+        </w:rPr>
+        <w:t>2. 아티스트 정보</w:t>
+      </w:r>
+    </w:p>
+    <w:p>
+      <w:pPr>
+        <w:spacing w:line="324" w:lineRule="auto" w:after="80"/>
+      </w:pPr>
+      <w:r>
+        <w:rPr w:rFonts="맑은 고딕">
+          <w:rFonts w:ascii="맑은 고딕" w:hAnsi="맑은 고딕" w:eastAsia="맑은 고딕"/>
+          <w:b w:val="0"/>
+          <w:color w:val="6B7280"/>
+          <w:sz w:val="21"/>
+        </w:rPr>
+        <w:t xml:space="preserve">· </w:t>
+      </w:r>
+      <w:r>
+        <w:rPr w:rFonts="맑은 고딕">
+          <w:rFonts w:ascii="맑은 고딕" w:hAnsi="맑은 고딕" w:eastAsia="맑은 고딕"/>
+          <w:b/>
+          <w:color w:val="1F2937"/>
+          <w:sz w:val="21"/>
+        </w:rPr>
+        <w:t xml:space="preserve">국적: </w:t>
+      </w:r>
+      <w:r>
+        <w:rPr w:rFonts="맑은 고딕">
+          <w:rFonts w:ascii="맑은 고딕" w:hAnsi="맑은 고딕" w:eastAsia="맑은 고딕"/>
+          <w:b w:val="0"/>
+          <w:sz w:val="21"/>
+        </w:rPr>
+        <w:t>영국 (United Kingdom)</w:t>
+      </w:r>
+    </w:p>
+    <w:p>
+      <w:pPr>
+        <w:spacing w:line="324" w:lineRule="auto" w:after="80"/>
+      </w:pPr>
+      <w:r>
+        <w:rPr w:rFonts="맑은 고딕">
+          <w:rFonts w:ascii="맑은 고딕" w:hAnsi="맑은 고딕" w:eastAsia="맑은 고딕"/>
+          <w:b w:val="0"/>
+          <w:color w:val="6B7280"/>
+          <w:sz w:val="21"/>
+        </w:rPr>
+        <w:t xml:space="preserve">· </w:t>
+      </w:r>
+      <w:r>
+        <w:rPr w:rFonts="맑은 고딕">
+          <w:rFonts w:ascii="맑은 고딕" w:hAnsi="맑은 고딕" w:eastAsia="맑은 고딕"/>
+          <w:b/>
+          <w:color w:val="1F2937"/>
+          <w:sz w:val="21"/>
+        </w:rPr>
+        <w:t xml:space="preserve">생몰년도: </w:t>
+      </w:r>
+      <w:r>
+        <w:rPr w:rFonts="맑은 고딕">
+          <w:rFonts w:ascii="맑은 고딕" w:hAnsi="맑은 고딕" w:eastAsia="맑은 고딕"/>
+          <w:b w:val="0"/>
+          <w:sz w:val="21"/>
+        </w:rPr>
+        <w:t>1968년 결성</w:t>
+      </w:r>
+    </w:p>
+    <w:p>
+      <w:pPr>
+        <w:spacing w:line="324" w:lineRule="auto" w:after="80"/>
+      </w:pPr>
+      <w:r>
+        <w:rPr w:rFonts="맑은 고딕">
+          <w:rFonts w:ascii="맑은 고딕" w:hAnsi="맑은 고딕" w:eastAsia="맑은 고딕"/>
+          <w:b w:val="0"/>
+          <w:color w:val="6B7280"/>
+          <w:sz w:val="21"/>
+        </w:rPr>
+        <w:t xml:space="preserve">· </w:t>
+      </w:r>
+      <w:r>
+        <w:rPr w:rFonts="맑은 고딕">
+          <w:rFonts w:ascii="맑은 고딕" w:hAnsi="맑은 고딕" w:eastAsia="맑은 고딕"/>
+          <w:b/>
+          <w:color w:val="1F2937"/>
+          <w:sz w:val="21"/>
+        </w:rPr>
+        <w:t xml:space="preserve">그룹 소속: </w:t>
+      </w:r>
+      <w:r>
+        <w:rPr w:rFonts="맑은 고딕">
+          <w:rFonts w:ascii="맑은 고딕" w:hAnsi="맑은 고딕" w:eastAsia="맑은 고딕"/>
+          <w:b w:val="0"/>
+          <w:sz w:val="21"/>
+        </w:rPr>
+        <w:t>5인조 그룹 (로버트 프립, 그렉 레이크, 이안 맥도널드, 마이클 자일스, 피터 신필드)</w:t>
+      </w:r>
+    </w:p>
+    <w:p>
+      <w:pPr>
+        <w:spacing w:line="324" w:lineRule="auto" w:after="80"/>
+      </w:pPr>
+      <w:r>
+        <w:rPr w:rFonts="맑은 고딕">
+          <w:rFonts w:ascii="맑은 고딕" w:hAnsi="맑은 고딕" w:eastAsia="맑은 고딕"/>
+          <w:b w:val="0"/>
+          <w:color w:val="6B7280"/>
+          <w:sz w:val="21"/>
+        </w:rPr>
+        <w:t xml:space="preserve">· </w:t>
+      </w:r>
+      <w:r>
+        <w:rPr w:rFonts="맑은 고딕">
+          <w:rFonts w:ascii="맑은 고딕" w:hAnsi="맑은 고딕" w:eastAsia="맑은 고딕"/>
+          <w:b/>
+          <w:color w:val="1F2937"/>
+          <w:sz w:val="21"/>
+        </w:rPr>
+        <w:t xml:space="preserve">아티스트 소개: </w:t>
+      </w:r>
+      <w:r>
+        <w:rPr w:rFonts="맑은 고딕">
+          <w:rFonts w:ascii="맑은 고딕" w:hAnsi="맑은 고딕" w:eastAsia="맑은 고딕"/>
+          <w:b w:val="0"/>
+          <w:sz w:val="21"/>
+        </w:rPr>
+        <w:t>기타리스트 로버트 프립을 중심으로 태동한 킹 크림슨은 록 음악에 클래식 대위법과 전위적 실험성을 과감히 도입하여 록을 '예술'의 반열로 끌어올린 선구자들입니다. 정형화된 장르의 문법을 해체하고 치밀한 연주력과 지적인 철학을 융합함으로써 이후 세대의 수많은 뮤지션에게 심대한 영향을 미쳤습니다.</w:t>
+      </w:r>
+    </w:p>
+    <w:p>
+      <w:pPr>
+        <w:spacing w:line="324" w:lineRule="auto" w:before="200" w:after="80"/>
+      </w:pPr>
+      <w:r>
+        <w:rPr w:rFonts="맑은 고딕">
+          <w:rFonts w:ascii="맑은 고딕" w:hAnsi="맑은 고딕" w:eastAsia="맑은 고딕"/>
+          <w:b/>
+          <w:color w:val="1E3A8A"/>
+          <w:sz w:val="24"/>
+        </w:rPr>
+        <w:t>3. 음반 상세 분석</w:t>
+      </w:r>
+    </w:p>
+    <w:p>
+      <w:pPr>
+        <w:spacing w:line="324" w:lineRule="auto" w:after="80"/>
+      </w:pPr>
+      <w:r>
+        <w:rPr w:rFonts="맑은 고딕">
+          <w:rFonts w:ascii="맑은 고딕" w:hAnsi="맑은 고딕" w:eastAsia="맑은 고딕"/>
+          <w:b w:val="0"/>
+          <w:color w:val="6B7280"/>
+          <w:sz w:val="21"/>
+        </w:rPr>
+        <w:t xml:space="preserve">· </w:t>
+      </w:r>
+      <w:r>
+        <w:rPr w:rFonts="맑은 고딕">
+          <w:rFonts w:ascii="맑은 고딕" w:hAnsi="맑은 고딕" w:eastAsia="맑은 고딕"/>
+          <w:b/>
+          <w:color w:val="1F2937"/>
+          <w:sz w:val="21"/>
+        </w:rPr>
+        <w:t xml:space="preserve">역사적 위치: </w:t>
+      </w:r>
+      <w:r>
+        <w:rPr w:rFonts="맑은 고딕">
+          <w:rFonts w:ascii="맑은 고딕" w:hAnsi="맑은 고딕" w:eastAsia="맑은 고딕"/>
+          <w:b w:val="0"/>
+          <w:sz w:val="21"/>
+        </w:rPr>
+        <w:t>비틀즈의 'Abbey Road'가 지배하던 1969년 영국 차트에 돌풍을 일으키며 등장한 이 앨범은, 단순한 로큰롤의 범주를 넘어 심포닉 록과 프로그레시브 록이라는 장르적 정체성을 확립한 절대적인 분수령입니다. 관현악 악기인 멜로트론(Mellotron)을 대중음악의 전면에 내세워 신화적이고 클래식한 사운드스케이프를 완성해 냈습니다.</w:t>
+      </w:r>
+    </w:p>
+    <w:p>
+      <w:pPr>
+        <w:spacing w:line="324" w:lineRule="auto" w:after="80"/>
+      </w:pPr>
+      <w:r>
+        <w:rPr w:rFonts="맑은 고딕">
+          <w:rFonts w:ascii="맑은 고딕" w:hAnsi="맑은 고딕" w:eastAsia="맑은 고딕"/>
+          <w:b w:val="0"/>
+          <w:color w:val="6B7280"/>
+          <w:sz w:val="21"/>
+        </w:rPr>
+        <w:t xml:space="preserve">· </w:t>
+      </w:r>
+      <w:r>
+        <w:rPr w:rFonts="맑은 고딕">
+          <w:rFonts w:ascii="맑은 고딕" w:hAnsi="맑은 고딕" w:eastAsia="맑은 고딕"/>
+          <w:b/>
+          <w:color w:val="1F2937"/>
+          <w:sz w:val="21"/>
+        </w:rPr>
+        <w:t xml:space="preserve">시대의 흔적(스토리텔링): </w:t>
+      </w:r>
+      <w:r>
+        <w:rPr w:rFonts="맑은 고딕">
+          <w:rFonts w:ascii="맑은 고딕" w:hAnsi="맑은 고딕" w:eastAsia="맑은 고딕"/>
+          <w:b w:val="0"/>
+          <w:sz w:val="21"/>
+        </w:rPr>
+        <w:t>베트남 전쟁의 징후와 냉전의 불안, 그리고 '사랑과 평화'를 노래하던 히피즘의 낭만이 환멸로 변해가던 1960년대 말의 어두운 공기가 고스란히 투영되어 있습니다. 시대의 불확실성 앞에 놓인 젊은 영혼들의 고뇌와 공포, 그리고 문명에 대한 냉소적 통찰이 한 장의 음반에 지적이고 처연한 시(詩)적 언어로 아로새겨져 있습니다.</w:t>
+      </w:r>
+    </w:p>
+    <w:p>
+      <w:pPr>
+        <w:spacing w:line="324" w:lineRule="auto" w:before="200" w:after="80"/>
+      </w:pPr>
+      <w:r>
+        <w:rPr w:rFonts="맑은 고딕">
+          <w:rFonts w:ascii="맑은 고딕" w:hAnsi="맑은 고딕" w:eastAsia="맑은 고딕"/>
+          <w:b/>
+          <w:color w:val="1E3A8A"/>
+          <w:sz w:val="24"/>
+        </w:rPr>
+        <w:t>4. 주요 수록곡 및 감상 제언</w:t>
+      </w:r>
+    </w:p>
+    <w:p>
+      <w:pPr>
+        <w:spacing w:line="324" w:lineRule="auto" w:after="80"/>
+      </w:pPr>
+      <w:r>
+        <w:rPr w:rFonts="맑은 고딕">
+          <w:rFonts w:ascii="맑은 고딕" w:hAnsi="맑은 고딕" w:eastAsia="맑은 고딕"/>
+          <w:b w:val="0"/>
+          <w:color w:val="6B7280"/>
+          <w:sz w:val="21"/>
+        </w:rPr>
+        <w:t xml:space="preserve">· </w:t>
+      </w:r>
+      <w:r>
+        <w:rPr w:rFonts="맑은 고딕">
+          <w:rFonts w:ascii="맑은 고딕" w:hAnsi="맑은 고딕" w:eastAsia="맑은 고딕"/>
+          <w:b/>
+          <w:color w:val="1F2937"/>
+          <w:sz w:val="21"/>
+        </w:rPr>
+        <w:t xml:space="preserve">주요 수록곡 특징: </w:t>
+      </w:r>
+      <w:r>
+        <w:rPr w:rFonts="맑은 고딕">
+          <w:rFonts w:ascii="맑은 고딕" w:hAnsi="맑은 고딕" w:eastAsia="맑은 고딕"/>
+          <w:b w:val="0"/>
+          <w:sz w:val="21"/>
+        </w:rPr>
+      </w:r>
+    </w:p>
+    <w:p>
+      <w:pPr>
+        <w:spacing w:line="324" w:lineRule="auto" w:after="80"/>
+      </w:pPr>
+      <w:r>
+        <w:rPr w:rFonts="맑은 고딕">
+          <w:rFonts w:ascii="맑은 고딕" w:hAnsi="맑은 고딕" w:eastAsia="맑은 고딕"/>
+          <w:b w:val="0"/>
+          <w:color w:val="6B7280"/>
+          <w:sz w:val="21"/>
+        </w:rPr>
+        <w:t xml:space="preserve">· </w:t>
+      </w:r>
+      <w:r>
+        <w:rPr w:rFonts="맑은 고딕">
+          <w:rFonts w:ascii="맑은 고딕" w:hAnsi="맑은 고딕" w:eastAsia="맑은 고딕"/>
+          <w:b/>
+          <w:color w:val="1F2937"/>
+          <w:sz w:val="21"/>
+        </w:rPr>
+        <w:t xml:space="preserve">'21st Century Schizoid Man': </w:t>
+      </w:r>
+      <w:r>
+        <w:rPr w:rFonts="맑은 고딕">
+          <w:rFonts w:ascii="맑은 고딕" w:hAnsi="맑은 고딕" w:eastAsia="맑은 고딕"/>
+          <w:b w:val="0"/>
+          <w:sz w:val="21"/>
+        </w:rPr>
+        <w:t>왜곡된 보컬과 폭발적인 색소폰, 정교한 변박의 향연을 통해 현대 문명의 광기를 포효하듯 그려낸 하드록/재즈 퓨전의 효시입니다.</w:t>
+      </w:r>
+    </w:p>
+    <w:p>
+      <w:pPr>
+        <w:spacing w:line="324" w:lineRule="auto" w:after="80"/>
+      </w:pPr>
+      <w:r>
+        <w:rPr w:rFonts="맑은 고딕">
+          <w:rFonts w:ascii="맑은 고딕" w:hAnsi="맑은 고딕" w:eastAsia="맑은 고딕"/>
+          <w:b w:val="0"/>
+          <w:color w:val="6B7280"/>
+          <w:sz w:val="21"/>
+        </w:rPr>
+        <w:t xml:space="preserve">· </w:t>
+      </w:r>
+      <w:r>
+        <w:rPr w:rFonts="맑은 고딕">
+          <w:rFonts w:ascii="맑은 고딕" w:hAnsi="맑은 고딕" w:eastAsia="맑은 고딕"/>
+          <w:b/>
+          <w:color w:val="1F2937"/>
+          <w:sz w:val="21"/>
+        </w:rPr>
+        <w:t xml:space="preserve">'I Talk to the Wind': </w:t>
+      </w:r>
+      <w:r>
+        <w:rPr w:rFonts="맑은 고딕">
+          <w:rFonts w:ascii="맑은 고딕" w:hAnsi="맑은 고딕" w:eastAsia="맑은 고딕"/>
+          <w:b w:val="0"/>
+          <w:sz w:val="21"/>
+        </w:rPr>
+        <w:t>쓸쓸한 플루트 선율과 그렉 레이크의 맑고 우수 어린 보컬이 어우러져 목가적이면서도 고독한 정취를 자아내는 명곡입니다.</w:t>
+      </w:r>
+    </w:p>
+    <w:p>
+      <w:pPr>
+        <w:spacing w:line="324" w:lineRule="auto" w:after="80"/>
+      </w:pPr>
+      <w:r>
+        <w:rPr w:rFonts="맑은 고딕">
+          <w:rFonts w:ascii="맑은 고딕" w:hAnsi="맑은 고딕" w:eastAsia="맑은 고딕"/>
+          <w:b w:val="0"/>
+          <w:color w:val="6B7280"/>
+          <w:sz w:val="21"/>
+        </w:rPr>
+        <w:t xml:space="preserve">· </w:t>
+      </w:r>
+      <w:r>
+        <w:rPr w:rFonts="맑은 고딕">
+          <w:rFonts w:ascii="맑은 고딕" w:hAnsi="맑은 고딕" w:eastAsia="맑은 고딕"/>
+          <w:b/>
+          <w:color w:val="1F2937"/>
+          <w:sz w:val="21"/>
+        </w:rPr>
+        <w:t xml:space="preserve">'Epitaph': </w:t>
+      </w:r>
+      <w:r>
+        <w:rPr w:rFonts="맑은 고딕">
+          <w:rFonts w:ascii="맑은 고딕" w:hAnsi="맑은 고딕" w:eastAsia="맑은 고딕"/>
+          <w:b w:val="0"/>
+          <w:sz w:val="21"/>
+        </w:rPr>
+        <w:t>멜로트론의 웅장한 울림과 "혼란이야말로 나의 묘비명이 될 것"이라는 처절한 예언이 깃든, 음반의 백미이자 불멸의 프로그레시브 록 찬가입니다.</w:t>
+      </w:r>
+    </w:p>
+    <w:p>
+      <w:pPr>
+        <w:spacing w:line="324" w:lineRule="auto" w:after="80"/>
+      </w:pPr>
+      <w:r>
+        <w:rPr w:rFonts="맑은 고딕">
+          <w:rFonts w:ascii="맑은 고딕" w:hAnsi="맑은 고딕" w:eastAsia="맑은 고딕"/>
+          <w:b w:val="0"/>
+          <w:color w:val="6B7280"/>
+          <w:sz w:val="21"/>
+        </w:rPr>
+        <w:t xml:space="preserve">· </w:t>
+      </w:r>
+      <w:r>
+        <w:rPr w:rFonts="맑은 고딕">
+          <w:rFonts w:ascii="맑은 고딕" w:hAnsi="맑은 고딕" w:eastAsia="맑은 고딕"/>
+          <w:b/>
+          <w:color w:val="1F2937"/>
+          <w:sz w:val="21"/>
+        </w:rPr>
+        <w:t xml:space="preserve">'The Court of the Crimson King': </w:t>
+      </w:r>
+      <w:r>
+        <w:rPr w:rFonts="맑은 고딕">
+          <w:rFonts w:ascii="맑은 고딕" w:hAnsi="맑은 고딕" w:eastAsia="맑은 고딕"/>
+          <w:b w:val="0"/>
+          <w:sz w:val="21"/>
+        </w:rPr>
+        <w:t>장엄한 오케스트레이션과 궁정풍의 환상성이 극적인 카타르시스를 선사하는 대서사시입니다.</w:t>
+      </w:r>
+    </w:p>
+    <w:p>
+      <w:pPr>
+        <w:spacing w:line="324" w:lineRule="auto" w:after="80"/>
+      </w:pPr>
+      <w:r>
+        <w:rPr w:rFonts="맑은 고딕">
+          <w:rFonts w:ascii="맑은 고딕" w:hAnsi="맑은 고딕" w:eastAsia="맑은 고딕"/>
+          <w:b w:val="0"/>
+          <w:color w:val="6B7280"/>
+          <w:sz w:val="21"/>
+        </w:rPr>
+        <w:t xml:space="preserve">· </w:t>
+      </w:r>
+      <w:r>
+        <w:rPr w:rFonts="맑은 고딕">
+          <w:rFonts w:ascii="맑은 고딕" w:hAnsi="맑은 고딕" w:eastAsia="맑은 고딕"/>
+          <w:b/>
+          <w:color w:val="1F2937"/>
+          <w:sz w:val="21"/>
+        </w:rPr>
+        <w:t xml:space="preserve">빈티지 감상 제언: </w:t>
+      </w:r>
+      <w:r>
+        <w:rPr w:rFonts="맑은 고딕">
+          <w:rFonts w:ascii="맑은 고딕" w:hAnsi="맑은 고딕" w:eastAsia="맑은 고딕"/>
+          <w:b w:val="0"/>
+          <w:sz w:val="21"/>
+        </w:rPr>
+        <w:t>이 음반은 아날로그 턴테이블과 진공관 앰프의 매칭에서 비로소 그 진가를 완벽히 드러냅니다. 디지털 리마스터링이 담아내지 못하는 멜로트론 내부의 테이프 구동 질감, 마이클 자일스의 섬세한 라이드 심벌 터치와 베이스 드럼의 잔향이 진공관의 따스한 배음과 만나 청자의 방 안을 순식간에 1969년 런던의 유서 깊은 스튜디오로 탈바꿈시킵니다.</w:t>
+      </w:r>
+    </w:p>
+    <w:p>
+      <w:pPr>
+        <w:spacing w:line="324" w:lineRule="auto" w:after="80"/>
+      </w:pPr>
+      <w:r>
+        <w:rPr w:rFonts="맑은 고딕">
+          <w:rFonts w:ascii="맑은 고딕" w:hAnsi="맑은 고딕" w:eastAsia="맑은 고딕"/>
+          <w:b w:val="0"/>
+          <w:color w:val="6B7280"/>
+          <w:sz w:val="21"/>
+        </w:rPr>
+        <w:t xml:space="preserve">· </w:t>
+      </w:r>
+      <w:r>
+        <w:rPr w:rFonts="맑은 고딕">
+          <w:rFonts w:ascii="맑은 고딕" w:hAnsi="맑은 고딕" w:eastAsia="맑은 고딕"/>
+          <w:b/>
+          <w:color w:val="1F2937"/>
+          <w:sz w:val="21"/>
+        </w:rPr>
+        <w:t xml:space="preserve">소장 가치: </w:t>
+      </w:r>
+      <w:r>
+        <w:rPr w:rFonts="맑은 고딕">
+          <w:rFonts w:ascii="맑은 고딕" w:hAnsi="맑은 고딕" w:eastAsia="맑은 고딕"/>
+          <w:b w:val="0"/>
+          <w:sz w:val="21"/>
+        </w:rPr>
+        <w:t>프로그레시브 록 역사의 첫 페이지를 장식하는 상징성뿐만 아니라, 배리 갓버의 강렬한 외침이 담긴 게이트폴드(Gatefold) 슬리브 자체만으로도 회화적 예술 가치를 지닙니다. LP 컬렉터라면 시대와 취향을 초월하여 서재의 가장 품격 있는 자리에 반드시 갖추어야 할 필수 명반입니다.</w:t>
+      </w:r>
+    </w:p>
+    <w:p>
+      <w:pPr>
+        <w:spacing w:line="324" w:lineRule="auto" w:after="120" w:before="160"/>
+      </w:pPr>
+      <w:r>
+        <w:rPr w:rFonts="맑은 고딕">
+          <w:rFonts w:ascii="맑은 고딕" w:hAnsi="맑은 고딕" w:eastAsia="맑은 고딕"/>
+          <w:b/>
+          <w:color w:val="4338CA"/>
+          <w:sz w:val="21"/>
+        </w:rPr>
+        <w:t>이 음반을 통해 반세기를 넘어 진공관의 온기 속에 피어나는 심포닉 록의 웅장한 전율과 깊은 서정이 전해주는 감동을 다시 한번 경험해 보시는 것은 어떨까요?</w:t>
       </w:r>
     </w:p>
     <w:sectPr>
       <w:pgSz w:w="12240" w:h="15840"/>
-      <w:pgMar w:top="1440" w:right="1440" w:bottom="1440" w:left="1440" w:header="720" w:footer="720" w:gutter="0"/>
+      <w:pgMar w:top="1152" w:right="1296" w:bottom="1152" w:left="1296" w:header="720" w:footer="720" w:gutter="0"/>
       <w:cols w:space="720"/>
       <w:docGrid w:linePitch="360"/>
     </w:sectPr>

--- a/word_reports/LP_0210_위치_427_King Crimson_In The Court.docx
+++ b/word_reports/LP_0210_위치_427_King Crimson_In The Court.docx
@@ -32,7 +32,7 @@
     </w:p>
     <w:p>
       <w:pPr>
-        <w:spacing w:line="324" w:lineRule="auto" w:before="80" w:after="160"/>
+        <w:spacing w:line="324" w:lineRule="auto" w:before="80" w:after="120"/>
       </w:pPr>
       <w:r>
         <w:rPr w:rFonts="맑은 고딕">
@@ -42,13 +42,6 @@
           <w:sz w:val="22"/>
         </w:rPr>
         <w:t xml:space="preserve">[음반 소개] </w:t>
-      </w:r>
-      <w:r>
-        <w:rPr w:rFonts="맑은 고딕">
-          <w:rFonts w:ascii="맑은 고딕" w:hAnsi="맑은 고딕" w:eastAsia="맑은 고딕"/>
-          <w:b w:val="0"/>
-          <w:sz w:val="21"/>
-        </w:rPr>
       </w:r>
     </w:p>
     <w:p>
@@ -61,7 +54,33 @@
           <w:b w:val="0"/>
           <w:sz w:val="21"/>
         </w:rPr>
-        <w:t>1969년 10월, 대중음악의 지형도를 단숨에 뒤흔들며 프로그레시브 록의 찬란한 서막을 알린 인류 록 음악사의 불멸의 기념비입니다. 클래식의 웅장한 화성과 재즈의 전위적인 즉흥성, 그리고 사이키델릭의 음울한 심연을 유기적으로 엮어내어 현대 음악이 도달할 수 있는 가장 압도적인 미학적 경지를 구현해 냈습니다. 배리 갓버의 그로테스크한 커버 아트워크 속에 깃든 음률들은 50여 년이 지난 오늘날에도 여전히 숨 막히는 서스펜스와 깊은 실존적 비장미를 선사합니다. 차가운 이성과 뜨거운 감성이 교차하는 이 위대한 예술품은 턴테이블 위에서 비로소 살아 숨 쉬는 한 편의 장엄한 현대 서사시입니다.</w:t>
+        <w:t>1969년 가을, 록 음악의 역사는 이 한 장의 앨범에 의해 그 지평이 완전히 뒤바뀌었습니다. 비틀스가 《Abbey Road》로 팝 음악의 황금기를 총결산하던 바로 그 무렵, 런던의 어두운 스튜디오에서 태동한 킹 크림슨의 데뷔작 《In The Court of The Crimson King》은 대중음악이 도달할 수 있는 가장 장엄하고도 지적인 예술적 경지를 선포했습니다. 클래식의 정교한 대위법과 재즈의 대담한 즉흥성, 그리고 하드 록의 원초적 에너지가 신비로운 악기 ‘멜로트론(Mellotron)’의 안개 속에서 장려하게 융합되며 프로그레시브 록이라는 거대한 사조의 서막을 열어젖혔습니다.</w:t>
+      </w:r>
+    </w:p>
+    <w:p>
+      <w:pPr>
+        <w:spacing w:line="324" w:lineRule="auto" w:after="120"/>
+      </w:pPr>
+      <w:r>
+        <w:rPr w:rFonts="맑은 고딕">
+          <w:rFonts w:ascii="맑은 고딕" w:hAnsi="맑은 고딕" w:eastAsia="맑은 고딕"/>
+          <w:b w:val="0"/>
+          <w:sz w:val="21"/>
+        </w:rPr>
+        <w:t>화가 배리 고드버가 남긴 처절한 표정의 커버 아트는 당대 베트남 전쟁의 전운과 냉전 체제가 드리운 실존적 불안, 그리고 기계 문명 속에서 파편화된 인간성의 비극을 고통스럽게 시각화합니다. 기타리스트 로버트 프립의 서슬 퍼런 음악적 규율과 작사가 피트 신필드의 묵시록적인 문학성은 단순한 사랑 노래에 머물던 팝 음악의 노랫말을 영적 고뇌와 철학적 사유의 심연으로 끌어올렸습니다. 혼돈의 시대를 살아가던 청년들에게 이 음반은 절망의 기록이자 시대를 관통하는 거대한 지적 비명이었습니다.</w:t>
+      </w:r>
+    </w:p>
+    <w:p>
+      <w:pPr>
+        <w:spacing w:line="324" w:lineRule="auto" w:after="120"/>
+      </w:pPr>
+      <w:r>
+        <w:rPr w:rFonts="맑은 고딕">
+          <w:rFonts w:ascii="맑은 고딕" w:hAnsi="맑은 고딕" w:eastAsia="맑은 고딕"/>
+          <w:b w:val="0"/>
+          <w:sz w:val="21"/>
+        </w:rPr>
+        <w:t>첫 트랙 '21st Century Schizoid Man'의 신경질적이고 파괴적인 리프부터 타이틀곡 'The Court of the Crimson King'의 바로크풍 웅장함, 그리고 불후의 비가(悲歌) 'Epitaph'가 토해내는 비극적 서정미는 반세기가 지난 오늘날에도 여전히 숨 막히는 전율을 선사합니다. 이는 일회성으로 소비되는 대중가요의 궤적을 훌쩍 벗어나, 음표 하나하나에 시대의 영혼을 새겨 넣은 20세기 최고의 현대 교향시이자 불멸의 음향적 기념비로 찬란히 빛나고 있습니다.</w:t>
       </w:r>
     </w:p>
     <w:p>
@@ -168,7 +187,7 @@
           <w:b w:val="0"/>
           <w:sz w:val="21"/>
         </w:rPr>
-        <w:t>1969년 10월 10일, 영국의 인디 레이블 아일랜드 레코드(Island Records)를 통해 발매된 킹 크림슨의 데뷔 앨범이자 프로그레시브 록의 탄생을 알린 역사적 성간(星幹)의 기록입니다.</w:t>
+        <w:t>1969년 10월 10일 아일랜드 레코드(Island Records)를 통해 공식 발매된 킹 크림슨의 역사적인 데뷔 앨범으로, 심포닉 록과 프로그레시브 록의 미학적 기준을 확립한 마스터피스입니다.</w:t>
       </w:r>
     </w:p>
     <w:p>
@@ -199,7 +218,7 @@
           <w:b w:val="0"/>
           <w:sz w:val="21"/>
         </w:rPr>
-        <w:t>발매 직후 영국 앨범 차트 5위에 오르고 미국 빌보드 200 차트 28위를 기록하며 상업적으로도 경이로운 성과를 거두었으며, 이후 전 세계적인 스테디셀러로 자리 잡아 미국 RIAA 골드 인증을 획득했습니다.</w:t>
+        <w:t>발매 직후 영국 앨범 차트 5위, 미국 빌보드 200 차트 28위에 진입하며 난해하고 실험적인 신인 밴드의 데뷔작으로서는 유례없는 상업적 성공을 거두었고, 양국에서 모두 골드 및 플래티넘 인증을 획득했습니다.</w:t>
       </w:r>
     </w:p>
     <w:p>
@@ -230,7 +249,7 @@
           <w:b w:val="0"/>
           <w:sz w:val="21"/>
         </w:rPr>
-        <w:t>음악 전문지 &lt;롤링 스톤(Rolling Stone)&gt; 선정 '역대 최고의 프로그레시브 록 앨범 50선' 2위, &lt;피치포크(Pitchfork)&gt; 선정 '1960년대 최고의 앨범' 등 전 세계 권위 있는 음악 평단으로부터 대중음악사를 바꾼 절대적 걸작으로 평가받고 있습니다.</w:t>
+        <w:t>롤링 스톤 선정 '역대 최고의 프로그레시브 록 앨범 50선' 2위, Q 매거진 및 NME 선정 '역대 가장 위대한 앨범', 피치포크(Pitchfork) 평점 만점(10.0) 등 영미권 유수의 음악 매체로부터 대중음악사의 판도를 바꾼 절대적 명반으로 공인받고 있습니다.</w:t>
       </w:r>
     </w:p>
     <w:p>
@@ -337,7 +356,7 @@
           <w:b w:val="0"/>
           <w:sz w:val="21"/>
         </w:rPr>
-        <w:t>5인조 그룹 (로버트 프립, 그렉 레이크, 이안 맥도널드, 마이클 자일스, 피터 신필드)</w:t>
+        <w:t>5인조 프로그레시브 록 밴드 (로버트 프립, 그렉 레이크, 이언 맥도널드, 마이클 자일스, 피트 신필드)</w:t>
       </w:r>
     </w:p>
     <w:p>
@@ -368,7 +387,7 @@
           <w:b w:val="0"/>
           <w:sz w:val="21"/>
         </w:rPr>
-        <w:t>기타리스트 로버트 프립을 중심으로 태동한 킹 크림슨은 록 음악에 클래식 대위법과 전위적 실험성을 과감히 도입하여 록을 '예술'의 반열로 끌어올린 선구자들입니다. 정형화된 장르의 문법을 해체하고 치밀한 연주력과 지적인 철학을 융합함으로써 이후 세대의 수많은 뮤지션에게 심대한 영향을 미쳤습니다.</w:t>
+        <w:t>기타리스트 로버트 프립의 독창적인 지휘 아래 탄생한 킹 크림슨은 클래식, 재즈, 아방가르드를 록에 완벽히 용해시킨 음악적 혁신가들입니다. 타협 없는 연주력과 철학적 테마를 바탕으로 프로그레시브 록의 최고봉을 구축하며 록 음악의 표현 한계를 무한히 확장했습니다.</w:t>
       </w:r>
     </w:p>
     <w:p>
@@ -413,7 +432,7 @@
           <w:b w:val="0"/>
           <w:sz w:val="21"/>
         </w:rPr>
-        <w:t>비틀즈의 'Abbey Road'가 지배하던 1969년 영국 차트에 돌풍을 일으키며 등장한 이 앨범은, 단순한 로큰롤의 범주를 넘어 심포닉 록과 프로그레시브 록이라는 장르적 정체성을 확립한 절대적인 분수령입니다. 관현악 악기인 멜로트론(Mellotron)을 대중음악의 전면에 내세워 신화적이고 클래식한 사운드스케이프를 완성해 냈습니다.</w:t>
+        <w:t>대중음악이 '단순한 오락'에서 '클래식에 필적하는 고도의 순수 예술'로 도약했음을 증명한 결정적 분수령입니다. 관현악 편곡을 멜로트론이라는 건반 악기로 구현해 내며 심포닉 록의 전범을 제시했고, 핑크 플로이드, 예스, 제네시스 등 당대 유수의 밴드들에게 심대한 나침반이 되었습니다.</w:t>
       </w:r>
     </w:p>
     <w:p>
@@ -444,7 +463,7 @@
           <w:b w:val="0"/>
           <w:sz w:val="21"/>
         </w:rPr>
-        <w:t>베트남 전쟁의 징후와 냉전의 불안, 그리고 '사랑과 평화'를 노래하던 히피즘의 낭만이 환멸로 변해가던 1960년대 말의 어두운 공기가 고스란히 투영되어 있습니다. 시대의 불확실성 앞에 놓인 젊은 영혼들의 고뇌와 공포, 그리고 문명에 대한 냉소적 통찰이 한 장의 음반에 지적이고 처연한 시(詩)적 언어로 아로새겨져 있습니다.</w:t>
+        <w:t>1960년대 말의 낭만적 히피 무브먼트가 종말을 고하고, 환멸과 냉전의 불안이 엄습하던 시대적 공기가 고스란히 투영되어 있습니다. ‘혼돈이야말로 나의 묘비명이 될 것’이라 노래한 청춘들의 시대적 절규는 격동기 서구 사회의 불안정한 영혼을 어루만지는 숭고한 카타르시스로 승화되었습니다.</w:t>
       </w:r>
     </w:p>
     <w:p>
@@ -489,130 +508,7 @@
           <w:b w:val="0"/>
           <w:sz w:val="21"/>
         </w:rPr>
-      </w:r>
-    </w:p>
-    <w:p>
-      <w:pPr>
-        <w:spacing w:line="324" w:lineRule="auto" w:after="80"/>
-      </w:pPr>
-      <w:r>
-        <w:rPr w:rFonts="맑은 고딕">
-          <w:rFonts w:ascii="맑은 고딕" w:hAnsi="맑은 고딕" w:eastAsia="맑은 고딕"/>
-          <w:b w:val="0"/>
-          <w:color w:val="6B7280"/>
-          <w:sz w:val="21"/>
-        </w:rPr>
-        <w:t xml:space="preserve">· </w:t>
-      </w:r>
-      <w:r>
-        <w:rPr w:rFonts="맑은 고딕">
-          <w:rFonts w:ascii="맑은 고딕" w:hAnsi="맑은 고딕" w:eastAsia="맑은 고딕"/>
-          <w:b/>
-          <w:color w:val="1F2937"/>
-          <w:sz w:val="21"/>
-        </w:rPr>
-        <w:t xml:space="preserve">'21st Century Schizoid Man': </w:t>
-      </w:r>
-      <w:r>
-        <w:rPr w:rFonts="맑은 고딕">
-          <w:rFonts w:ascii="맑은 고딕" w:hAnsi="맑은 고딕" w:eastAsia="맑은 고딕"/>
-          <w:b w:val="0"/>
-          <w:sz w:val="21"/>
-        </w:rPr>
-        <w:t>왜곡된 보컬과 폭발적인 색소폰, 정교한 변박의 향연을 통해 현대 문명의 광기를 포효하듯 그려낸 하드록/재즈 퓨전의 효시입니다.</w:t>
-      </w:r>
-    </w:p>
-    <w:p>
-      <w:pPr>
-        <w:spacing w:line="324" w:lineRule="auto" w:after="80"/>
-      </w:pPr>
-      <w:r>
-        <w:rPr w:rFonts="맑은 고딕">
-          <w:rFonts w:ascii="맑은 고딕" w:hAnsi="맑은 고딕" w:eastAsia="맑은 고딕"/>
-          <w:b w:val="0"/>
-          <w:color w:val="6B7280"/>
-          <w:sz w:val="21"/>
-        </w:rPr>
-        <w:t xml:space="preserve">· </w:t>
-      </w:r>
-      <w:r>
-        <w:rPr w:rFonts="맑은 고딕">
-          <w:rFonts w:ascii="맑은 고딕" w:hAnsi="맑은 고딕" w:eastAsia="맑은 고딕"/>
-          <w:b/>
-          <w:color w:val="1F2937"/>
-          <w:sz w:val="21"/>
-        </w:rPr>
-        <w:t xml:space="preserve">'I Talk to the Wind': </w:t>
-      </w:r>
-      <w:r>
-        <w:rPr w:rFonts="맑은 고딕">
-          <w:rFonts w:ascii="맑은 고딕" w:hAnsi="맑은 고딕" w:eastAsia="맑은 고딕"/>
-          <w:b w:val="0"/>
-          <w:sz w:val="21"/>
-        </w:rPr>
-        <w:t>쓸쓸한 플루트 선율과 그렉 레이크의 맑고 우수 어린 보컬이 어우러져 목가적이면서도 고독한 정취를 자아내는 명곡입니다.</w:t>
-      </w:r>
-    </w:p>
-    <w:p>
-      <w:pPr>
-        <w:spacing w:line="324" w:lineRule="auto" w:after="80"/>
-      </w:pPr>
-      <w:r>
-        <w:rPr w:rFonts="맑은 고딕">
-          <w:rFonts w:ascii="맑은 고딕" w:hAnsi="맑은 고딕" w:eastAsia="맑은 고딕"/>
-          <w:b w:val="0"/>
-          <w:color w:val="6B7280"/>
-          <w:sz w:val="21"/>
-        </w:rPr>
-        <w:t xml:space="preserve">· </w:t>
-      </w:r>
-      <w:r>
-        <w:rPr w:rFonts="맑은 고딕">
-          <w:rFonts w:ascii="맑은 고딕" w:hAnsi="맑은 고딕" w:eastAsia="맑은 고딕"/>
-          <w:b/>
-          <w:color w:val="1F2937"/>
-          <w:sz w:val="21"/>
-        </w:rPr>
-        <w:t xml:space="preserve">'Epitaph': </w:t>
-      </w:r>
-      <w:r>
-        <w:rPr w:rFonts="맑은 고딕">
-          <w:rFonts w:ascii="맑은 고딕" w:hAnsi="맑은 고딕" w:eastAsia="맑은 고딕"/>
-          <w:b w:val="0"/>
-          <w:sz w:val="21"/>
-        </w:rPr>
-        <w:t>멜로트론의 웅장한 울림과 "혼란이야말로 나의 묘비명이 될 것"이라는 처절한 예언이 깃든, 음반의 백미이자 불멸의 프로그레시브 록 찬가입니다.</w:t>
-      </w:r>
-    </w:p>
-    <w:p>
-      <w:pPr>
-        <w:spacing w:line="324" w:lineRule="auto" w:after="80"/>
-      </w:pPr>
-      <w:r>
-        <w:rPr w:rFonts="맑은 고딕">
-          <w:rFonts w:ascii="맑은 고딕" w:hAnsi="맑은 고딕" w:eastAsia="맑은 고딕"/>
-          <w:b w:val="0"/>
-          <w:color w:val="6B7280"/>
-          <w:sz w:val="21"/>
-        </w:rPr>
-        <w:t xml:space="preserve">· </w:t>
-      </w:r>
-      <w:r>
-        <w:rPr w:rFonts="맑은 고딕">
-          <w:rFonts w:ascii="맑은 고딕" w:hAnsi="맑은 고딕" w:eastAsia="맑은 고딕"/>
-          <w:b/>
-          <w:color w:val="1F2937"/>
-          <w:sz w:val="21"/>
-        </w:rPr>
-        <w:t xml:space="preserve">'The Court of the Crimson King': </w:t>
-      </w:r>
-      <w:r>
-        <w:rPr w:rFonts="맑은 고딕">
-          <w:rFonts w:ascii="맑은 고딕" w:hAnsi="맑은 고딕" w:eastAsia="맑은 고딕"/>
-          <w:b w:val="0"/>
-          <w:sz w:val="21"/>
-        </w:rPr>
-        <w:t>장엄한 오케스트레이션과 궁정풍의 환상성이 극적인 카타르시스를 선사하는 대서사시입니다.</w:t>
+        <w:t>찌르는 듯한 디스토션 보컬과 복잡한 재즈 퓨전 변박이 번뜩이는 '21st Century Schizoid Man', 멜로트론의 장대한 현악 패드와 그렉 레이크의 낭만적인 저음 보컬이 비장미의 극치를 이루는 'Epitaph', 피트 신필드의 시정(詩情)과 목가적인 플루트 선율이 흐르는 'I Talk to the Wind', 중세 궁정의 장려한 행진곡을 연상시키는 대곡 'The Court of the Crimson King'에 이르기까지 수록곡 전체가 하나의 거대한 서사적 유기성을 자랑합니다.</w:t>
       </w:r>
     </w:p>
     <w:p>
@@ -643,7 +539,7 @@
           <w:b w:val="0"/>
           <w:sz w:val="21"/>
         </w:rPr>
-        <w:t>이 음반은 아날로그 턴테이블과 진공관 앰프의 매칭에서 비로소 그 진가를 완벽히 드러냅니다. 디지털 리마스터링이 담아내지 못하는 멜로트론 내부의 테이프 구동 질감, 마이클 자일스의 섬세한 라이드 심벌 터치와 베이스 드럼의 잔향이 진공관의 따스한 배음과 만나 청자의 방 안을 순식간에 1969년 런던의 유서 깊은 스튜디오로 탈바꿈시킵니다.</w:t>
+        <w:t>멜로트론의 짙은 아날로그 질감과 테이프 루프 특유의 잔향은 오직 바이닐(LP)을 통해서만 본연의 온기를 드러냅니다. 따뜻한 배음을 살려주는 진공관 앰프에 바늘을 올리고 룸의 조명을 낮춘 뒤, 그렉 레이크의 보컬이 빚어내는 그윽한 공명과 이언 맥도널드의 목관 악기가 공간을 채우는 입체적인 사운드 스테이지에 귀를 기울여 보시길 권합니다.</w:t>
       </w:r>
     </w:p>
     <w:p>
@@ -674,7 +570,7 @@
           <w:b w:val="0"/>
           <w:sz w:val="21"/>
         </w:rPr>
-        <w:t>프로그레시브 록 역사의 첫 페이지를 장식하는 상징성뿐만 아니라, 배리 갓버의 강렬한 외침이 담긴 게이트폴드(Gatefold) 슬리브 자체만으로도 회화적 예술 가치를 지닙니다. LP 컬렉터라면 시대와 취향을 초월하여 서재의 가장 품격 있는 자리에 반드시 갖추어야 할 필수 명반입니다.</w:t>
+        <w:t>대중음악사의 첫 장을 장식하는 역사적 가치뿐만 아니라, 음반의 얼굴이라 할 수 있는 게이트폴드 커버의 압도적인 비주얼 아트는 LP 수집가라면 반드시 서가 중앙에 꽂아두어야 할 궁극의 예술적 수집품입니다.</w:t>
       </w:r>
     </w:p>
     <w:p>
@@ -688,7 +584,7 @@
           <w:color w:val="4338CA"/>
           <w:sz w:val="21"/>
         </w:rPr>
-        <w:t>이 음반을 통해 반세기를 넘어 진공관의 온기 속에 피어나는 심포닉 록의 웅장한 전율과 깊은 서정이 전해주는 감동을 다시 한번 경험해 보시는 것은 어떨까요?</w:t>
+        <w:t>이 음반을 통해 반세기를 넘어 여전히 영혼을 뒤흔드는 장엄한 멜로트론의 파도와 시대를 초월한 예술혼이 전해주는 감동을 다시 한번 경험해 보시는 것은 어떨까요?</w:t>
       </w:r>
     </w:p>
     <w:sectPr>
